--- a/docs/downloads/leslie-m-grant/doc_0453.docx
+++ b/docs/downloads/leslie-m-grant/doc_0453.docx
@@ -6,7 +6,6 @@
       <w:pPr>
         <w:rPr>
           <w:rtl/>
-          <w:lang w:bidi="ar-SA"/>
         </w:rPr>
       </w:pPr>
       <w:hyperlink r:id="rId4" w:history="1">
@@ -15,137 +14,29 @@
             <w:rStyle w:val="Hyperlink"/>
             <w:rFonts w:hint="cs"/>
             <w:rtl/>
-            <w:lang w:bidi="ar-SA"/>
           </w:rPr>
-          <w:t>مختبرين ما هي مشيئة الله</w:t>
+          <w:t>مقال عن رسالة يعقوب</w:t>
         </w:r>
       </w:hyperlink>
-      <w:r>
-        <w:rPr>
-          <w:rFonts w:hint="cs"/>
-          <w:rtl/>
-          <w:lang w:bidi="ar-SA"/>
-        </w:rPr>
-        <w:t xml:space="preserve"> (01) </w:t>
-      </w:r>
-      <w:r>
-        <w:rPr>
-          <w:rtl/>
-          <w:lang w:bidi="ar-SA"/>
-        </w:rPr>
-        <w:t>–</w:t>
-      </w:r>
-      <w:r>
-        <w:rPr>
-          <w:rFonts w:hint="cs"/>
-          <w:rtl/>
-          <w:lang w:bidi="ar-SA"/>
-        </w:rPr>
-        <w:t xml:space="preserve"> مشيئته في الأمور العظيمة</w:t>
-      </w:r>
-    </w:p>
-    <w:p>
-      <w:pPr>
-        <w:rPr>
-          <w:rtl/>
-          <w:lang w:bidi="ar-SA"/>
-        </w:rPr>
-      </w:pPr>
-      <w:r>
-        <w:rPr>
-          <w:rFonts w:hint="cs"/>
-          <w:rtl/>
-          <w:lang w:bidi="ar-SA"/>
-        </w:rPr>
-        <w:t>عبرانيين 10: 9؛ أفسس 1: 5؛ 1. كورنثوس 12: 8</w:t>
-      </w:r>
-    </w:p>
-    <w:p>
-      <w:pPr>
-        <w:bidi w:val="0"/>
-        <w:rPr>
-          <w:lang w:bidi="ar-SA"/>
-        </w:rPr>
-      </w:pPr>
-      <w:r>
-        <w:rPr>
-          <w:lang w:bidi="ar-SA"/>
-        </w:rPr>
+    </w:p>
+    <w:p>
+      <w:pPr>
+        <w:rPr>
+          <w:rtl/>
+        </w:rPr>
+      </w:pPr>
+      <w:r>
         <w:t>Leslie M. Grant</w:t>
       </w:r>
     </w:p>
     <w:p>
       <w:pPr>
-        <w:rPr>
-          <w:rtl/>
-          <w:lang w:bidi="ar-SA"/>
-        </w:rPr>
-      </w:pPr>
-      <w:r>
-        <w:rPr>
-          <w:rFonts w:hint="cs"/>
-          <w:rtl/>
-          <w:lang w:bidi="ar-SA"/>
-        </w:rPr>
-        <w:t>إن كنا نريد بأن نعرف ما هي مشيئة الله فلن يفيدنا أكثر من التأمل في شخص ربنا يسوع المبارك. لقد قال باستقامة كاملة: "</w:t>
-      </w:r>
-      <w:r>
-        <w:rPr>
-          <w:rtl/>
-          <w:lang w:bidi="ar-SA"/>
-        </w:rPr>
-        <w:t>«هنَذَا أَجِيءُ لأَفْعَلَ مَشِيئَتَكَ يَا أَللهُ»</w:t>
-      </w:r>
-      <w:r>
-        <w:rPr>
-          <w:rFonts w:hint="cs"/>
-          <w:rtl/>
-          <w:lang w:bidi="ar-SA"/>
-        </w:rPr>
-        <w:t xml:space="preserve">" (عبرانيين 10: 9). هل من الممكن أن تحدث مشيئة الله على الأرض حيث في كل مكان إرادة الإنسان هي ضد مشيئة الله بصورة حادة ويسود التمرد، الحيرة والفساد في كل شعب؟ ورجل الأوجاع المتواضع يجيبنا جوابًا طيبًا على هذا السؤال. في كل طرف من حياة إيمانه البسيط والصامد كان أمينًا وطائعًا لمشيئة الله ومخلصًا لها. هذا ظهر بصورة مميزة </w:t>
-      </w:r>
-      <w:r>
-        <w:rPr>
-          <w:rFonts w:hint="cs"/>
-          <w:rtl/>
-          <w:lang w:bidi="ar-SA"/>
-        </w:rPr>
-        <w:t xml:space="preserve">حينما قدّم نفسه ذبيحة على صليب الجلجثة لكي يتمجد الله بخلاص عدد لا حصر له من الخطاة. </w:t>
-      </w:r>
-      <w:r>
-        <w:rPr>
-          <w:rFonts w:hint="cs"/>
-          <w:rtl/>
-          <w:lang w:bidi="ar-SA"/>
-        </w:rPr>
-        <w:t>فكم مثاله سيوقظ في كل مؤمن الرغبة العميقة بأن يتمم مشيئة الله في حياته القصيرة على الأرض!</w:t>
-      </w:r>
-    </w:p>
-    <w:p>
-      <w:pPr>
-        <w:rPr>
-          <w:rtl/>
-          <w:lang w:bidi="ar-SA"/>
-        </w:rPr>
-      </w:pPr>
-      <w:r>
-        <w:rPr>
-          <w:rFonts w:hint="cs"/>
-          <w:rtl/>
-          <w:lang w:bidi="ar-SA"/>
-        </w:rPr>
-        <w:t>مشيئته في الأمور العظيمة</w:t>
-      </w:r>
-    </w:p>
-    <w:p>
-      <w:pPr>
-        <w:rPr>
-          <w:lang w:bidi="ar-SA"/>
-        </w:rPr>
         <w:sectPr>
-          <w:pgSz w:w="12240" w:h="15840"/>
-          <w:pgMar w:top="1440" w:right="1800" w:bottom="1440" w:left="1800" w:header="720" w:footer="720" w:gutter="0"/>
-          <w:cols w:space="720"/>
+          <w:pgSz w:w="11906" w:h="16838"/>
+          <w:pgMar w:top="1440" w:right="1440" w:bottom="1440" w:left="1440" w:header="708" w:footer="708" w:gutter="0"/>
+          <w:cols w:space="708"/>
+          <w:bidi/>
+          <w:rtlGutter/>
           <w:docGrid w:linePitch="360"/>
         </w:sectPr>
       </w:pPr>
@@ -153,160 +44,14 @@
         <w:rPr>
           <w:rFonts w:hint="cs"/>
           <w:rtl/>
-          <w:lang w:bidi="ar-SA"/>
-        </w:rPr>
-        <w:t>هل يمكننا أن نعرف ما هي مشيئة الله؟ هذا السؤال كثيرًا ما يمكننا أن نجيب عليه بـ"نعم"؛ وعندها يمكننا أن نكون متأكدين كليًا عند استعلان مشيئة الله لنا في كلمته. فمثلاً يمكننا أن نكون متأكدين تمامًا بأن كل مؤمن حقيقي قد سبق وتعيّن لبركة البنوة العظيمة بيسوع المسيح "بحسب مسرة مشيئته (الله)" (أفسس 1: 5). كذلك فقد وضع الله في الكنيسة (الاجتماع) "</w:t>
-      </w:r>
-      <w:r>
-        <w:rPr>
-          <w:rFonts w:ascii="Arial" w:hAnsi="Arial" w:cs="Arial" w:hint="cs"/>
-          <w:rtl/>
-          <w:lang w:bidi="ar-SA"/>
-        </w:rPr>
-        <w:t>​</w:t>
-      </w:r>
-      <w:r>
-        <w:rPr>
-          <w:rFonts w:hint="cs"/>
-          <w:rtl/>
-          <w:lang w:bidi="ar-SA"/>
-        </w:rPr>
-        <w:t>الأَعْضَاءَ،</w:t>
-      </w:r>
-      <w:r>
-        <w:rPr>
-          <w:rtl/>
-          <w:lang w:bidi="ar-SA"/>
-        </w:rPr>
-        <w:t xml:space="preserve"> </w:t>
-      </w:r>
-      <w:r>
-        <w:rPr>
-          <w:rFonts w:hint="cs"/>
-          <w:rtl/>
-          <w:lang w:bidi="ar-SA"/>
-        </w:rPr>
-        <w:t>كُلَّ</w:t>
-      </w:r>
-      <w:r>
-        <w:rPr>
-          <w:rtl/>
-          <w:lang w:bidi="ar-SA"/>
-        </w:rPr>
-        <w:t xml:space="preserve"> </w:t>
-      </w:r>
-      <w:r>
-        <w:rPr>
-          <w:rFonts w:hint="cs"/>
-          <w:rtl/>
-          <w:lang w:bidi="ar-SA"/>
-        </w:rPr>
-        <w:t>وَاحِدٍ</w:t>
-      </w:r>
-      <w:r>
-        <w:rPr>
-          <w:rtl/>
-          <w:lang w:bidi="ar-SA"/>
-        </w:rPr>
-        <w:t xml:space="preserve"> </w:t>
-      </w:r>
-      <w:r>
-        <w:rPr>
-          <w:rFonts w:hint="cs"/>
-          <w:rtl/>
-          <w:lang w:bidi="ar-SA"/>
-        </w:rPr>
-        <w:t>مِنْهَا</w:t>
-      </w:r>
-      <w:r>
-        <w:rPr>
-          <w:rtl/>
-          <w:lang w:bidi="ar-SA"/>
-        </w:rPr>
-        <w:t xml:space="preserve"> </w:t>
-      </w:r>
-      <w:r>
-        <w:rPr>
-          <w:rFonts w:hint="cs"/>
-          <w:rtl/>
-          <w:lang w:bidi="ar-SA"/>
-        </w:rPr>
-        <w:t>فِي</w:t>
-      </w:r>
-      <w:r>
-        <w:rPr>
-          <w:rtl/>
-          <w:lang w:bidi="ar-SA"/>
-        </w:rPr>
-        <w:t xml:space="preserve"> </w:t>
-      </w:r>
-      <w:r>
-        <w:rPr>
-          <w:rFonts w:hint="cs"/>
-          <w:rtl/>
-          <w:lang w:bidi="ar-SA"/>
-        </w:rPr>
-        <w:t>الْجَسَدِ،</w:t>
-      </w:r>
-      <w:r>
-        <w:rPr>
-          <w:rtl/>
-          <w:lang w:bidi="ar-SA"/>
-        </w:rPr>
-        <w:t xml:space="preserve"> </w:t>
-      </w:r>
-      <w:r>
-        <w:rPr>
-          <w:rFonts w:hint="cs"/>
-          <w:rtl/>
-          <w:lang w:bidi="ar-SA"/>
-        </w:rPr>
-        <w:t>كَمَا</w:t>
-      </w:r>
-      <w:r>
-        <w:rPr>
-          <w:rtl/>
-          <w:lang w:bidi="ar-SA"/>
-        </w:rPr>
-        <w:t xml:space="preserve"> </w:t>
-      </w:r>
-      <w:r>
-        <w:rPr>
-          <w:rFonts w:hint="cs"/>
-          <w:rtl/>
-          <w:lang w:bidi="ar-SA"/>
-        </w:rPr>
-        <w:t>أَرَادَ</w:t>
-      </w:r>
-      <w:r>
-        <w:rPr>
-          <w:rtl/>
-          <w:lang w:bidi="ar-SA"/>
-        </w:rPr>
-        <w:t>.</w:t>
-      </w:r>
-      <w:r>
-        <w:rPr>
-          <w:rFonts w:hint="cs"/>
-          <w:rtl/>
-          <w:lang w:bidi="ar-SA"/>
-        </w:rPr>
-        <w:t>" (1. كورنثوس 12: 18). وإذ أن كلمته تقول لنا، يمكننا أن نكون متأكدين بأنها مشيئة الله بصورة مطلقة. في صورة شبيهة يُخبرنا في كلمته عن بركات إلهية عظيمة أخرى للمؤمنين. لقد أعلن لنا بأنها مشيئته</w:t>
-      </w:r>
-      <w:r>
-        <w:rPr>
-          <w:rFonts w:hint="cs"/>
-          <w:rtl/>
-          <w:lang w:bidi="ar-SA"/>
-        </w:rPr>
-        <w:t xml:space="preserve"> بأن يمنحنا بركات عظيمة كهذه. إننا نفرح وبحق بالمجد السامي، بنعمة وجمال مشيئة صالحة كهذه. </w:t>
-      </w:r>
-    </w:p>
-    <w:p>
-      <w:pPr>
-        <w:rPr>
-          <w:rtl/>
-          <w:lang w:bidi="ar-SA"/>
+        </w:rPr>
+        <w:t>يعقوب يكتب هذه الرسالة من أول بداية تاريخ الكنيسة. غير أنه لا يكتب إلى الكنيسة، وإنما للإثني عشر سبط في الشتات، أي لكل إسرائيل. إنه يتكلم عن الإيمان بربنا يسوع المسيح، الذي على إسرائيل كلها الخضوع له وأن تعمل أعمالاً تتفق بهذا الوضع. من الطبيعي أنه فقط البعض من المسيحيين سيلبون هذه الدعوة، لكن يعقوب يضع كل قارئ تحت المسؤولية. يدور في هذه الرسالة حول أمور مبدئية في المسيحية للذين أُعتقوا من عبودية اليهودية. غير أنه لا يُعرض أيٌ من الحقائق عن مركزنا في المسيح أو عن مركزنا وبركاتنا السماوية. إننا بحاجة لهذه التعاليم، كما لا بد لنا أن نتذكّر دائمًا الأمور التي تعلمناها في السنوات الأولى من المدرسة.</w:t>
+      </w:r>
+    </w:p>
+    <w:p>
+      <w:pPr>
+        <w:rPr>
+          <w:rtl/>
         </w:rPr>
       </w:pPr>
       <w:hyperlink r:id="rId5" w:history="1">
@@ -315,9 +60,8 @@
             <w:rStyle w:val="Hyperlink"/>
             <w:rFonts w:hint="cs"/>
             <w:rtl/>
-            <w:lang w:bidi="ar-SA"/>
           </w:rPr>
-          <w:t>مشيئته في طريقة حياتنا</w:t>
+          <w:t>إصحاح 1</w:t>
         </w:r>
       </w:hyperlink>
     </w:p>
@@ -325,140 +69,166 @@
       <w:pPr>
         <w:rPr>
           <w:rtl/>
-          <w:lang w:bidi="ar-SA"/>
-        </w:rPr>
-      </w:pPr>
-      <w:r>
-        <w:rPr>
-          <w:rFonts w:hint="cs"/>
-          <w:rtl/>
-          <w:lang w:bidi="ar-SA"/>
-        </w:rPr>
-        <w:t>1. تسالونيكي 4: 3؛ يوحنا 7: 17</w:t>
-      </w:r>
-    </w:p>
-    <w:p>
-      <w:pPr>
-        <w:rPr>
-          <w:rtl/>
-          <w:lang w:bidi="ar-SA"/>
-        </w:rPr>
-      </w:pPr>
-      <w:r>
-        <w:rPr>
-          <w:rFonts w:hint="cs"/>
-          <w:rtl/>
-          <w:lang w:bidi="ar-SA"/>
-        </w:rPr>
-        <w:t xml:space="preserve">من ثم فقد أخبرنا الله في كلمته عن مشيئته بالنظر إلى الكثير من تفاصيل حياتنا العملية. </w:t>
-      </w:r>
-      <w:r>
-        <w:rPr>
-          <w:rFonts w:hint="cs"/>
-          <w:rtl/>
-          <w:lang w:bidi="ar-SA"/>
-        </w:rPr>
-        <w:t>هل نحن نفرح بأنه عبّر عن مشيئته من ج</w:t>
-      </w:r>
-      <w:r>
-        <w:rPr>
-          <w:rFonts w:hint="cs"/>
-          <w:rtl/>
-          <w:lang w:bidi="ar-SA"/>
-        </w:rPr>
-        <w:t>ه</w:t>
-      </w:r>
-      <w:r>
-        <w:rPr>
-          <w:rFonts w:hint="cs"/>
-          <w:rtl/>
-          <w:lang w:bidi="ar-SA"/>
-        </w:rPr>
-        <w:t>ة تصرفنا؟ إننا يجب أن نعرف هذه التفاصيل أيضًا بحذافيرها، كما هو مثلاً القول: "</w:t>
-      </w:r>
-      <w:r>
-        <w:rPr>
-          <w:rtl/>
-          <w:lang w:bidi="ar-SA"/>
-        </w:rPr>
-        <w:t>أَنَّ هذِهِ هِيَ إِرَادَةُ اللهِ: قَدَاسَتُكُمْ. أَنْ تَمْتَنِعُوا عَنِ الزِّنَا،</w:t>
-      </w:r>
-      <w:r>
-        <w:rPr>
-          <w:rFonts w:hint="cs"/>
-          <w:rtl/>
-          <w:lang w:bidi="ar-SA"/>
-        </w:rPr>
-        <w:t>" (1. تسالونيكي 4: 3). الكثير من الآيات الكتابية الأخرى ترينا بوضوح كيف علينا أن نتصرف بصورة صحيحة ولائقة. دعونا نتعرف على هذه الأفكار جيدًا بقراءتنا لكلمة الله والتأمل فيها. في كل هذه الأمور يمكننا أن نكتسب معرفة دقيقة عن مشيئة الله، لأنه أخبرنا بها.</w:t>
-      </w:r>
-    </w:p>
-    <w:p>
-      <w:pPr>
-        <w:rPr>
-          <w:rtl/>
-          <w:lang w:bidi="ar-SA"/>
-        </w:rPr>
-        <w:sectPr>
-          <w:pgSz w:w="12240" w:h="15840"/>
-          <w:pgMar w:top="1440" w:right="1800" w:bottom="1440" w:left="1800" w:header="720" w:footer="720" w:gutter="0"/>
-          <w:cols w:space="720"/>
-          <w:docGrid w:linePitch="360"/>
-        </w:sectPr>
-      </w:pPr>
-      <w:r>
-        <w:rPr>
-          <w:rFonts w:hint="cs"/>
-          <w:rtl/>
-          <w:lang w:bidi="ar-SA"/>
-        </w:rPr>
-        <w:t>الرب يسوع كان يعرف مشيئة الله، لكن ليس فقط هذا، فقد فعلها أيضًا. هو بنفسه يقول في إنجيل يوحنا: "</w:t>
-      </w:r>
-      <w:r>
-        <w:rPr>
-          <w:rtl/>
-          <w:lang w:bidi="ar-SA"/>
-        </w:rPr>
-        <w:t>إِنْ شَاءَ أَحَدٌ أَنْ يَعْمَلَ مَشِيئَتَهُ يَعْرِفُ التَّعْلِيمَ، هَلْ هُوَ مِنَ اللهِ،</w:t>
-      </w:r>
-      <w:r>
-        <w:rPr>
-          <w:rFonts w:hint="cs"/>
-          <w:rtl/>
-          <w:lang w:bidi="ar-SA"/>
-        </w:rPr>
-        <w:t>" (يوحنا 17: 17). إن كانت رغبتنا بأن نعرف ما هي مشيئة الله، فعلينا أولاً أن نمتحن أنفسنًا بجدية، لماذا نريد معرفتها. هل نود بأن نكتشف إن كانت مقبولة لدينا أم لا؟ أم فعلاً لدينا الرغبة بأن نقوم بعمل مشيئة الله؟ - الله يعرف دوافعنا. لنفكر ببقية إسرائيل التي طلبت من إرمياء بأن يسأل الله. لقد أكّدوا له بأنهم سيطيعوا كلمة الله في كل نقطة منها إن أُخبروا بها (إرمياء 42: 5، 6). لكن الله كان يعرف عدم استقامة قلوبهم</w:t>
-      </w:r>
-      <w:r>
-        <w:rPr>
-          <w:rFonts w:hint="cs"/>
-          <w:rtl/>
-          <w:lang w:bidi="ar-SA"/>
-        </w:rPr>
-        <w:t xml:space="preserve"> (عدد 20) وكانوا سيطيعون فقط إن اتفق الأمر مع أفكارهم. إن لم يكن لدينا القصد الصادق بأن نعمل مشيئة الله فلن نقتنع أبدًا من تعليم كلمة الله. فقط إن كنا نريد أن نفعل مشيئته سنعرف التعليم إن كان من الله: إنه سيكون لنا واقعًا حيًا.</w:t>
-      </w:r>
-    </w:p>
-    <w:p>
-      <w:pPr>
-        <w:rPr>
-          <w:lang w:bidi="ar-SA"/>
-        </w:rPr>
-      </w:pPr>
-      <w:hyperlink r:id="rId6" w:history="1">
-        <w:r>
-          <w:rPr>
-            <w:rStyle w:val="Hyperlink"/>
-            <w:rFonts w:hint="cs"/>
-            <w:rtl/>
-            <w:lang w:bidi="ar-SA"/>
-          </w:rPr>
-          <w:t>مشيئته لحياة إيماننا العملية</w:t>
-        </w:r>
-      </w:hyperlink>
+        </w:rPr>
+      </w:pPr>
+      <w:r>
+        <w:rPr>
+          <w:rFonts w:hint="cs"/>
+          <w:rtl/>
+        </w:rPr>
+        <w:t>إن هذا الإصحاح له علاقة وثيقة بالعهد القديم. كل شيء يُنظر إليه بارتباطه بالله. المسيح كمَن هو مركز وجوهر كل البركات، الذي يقود الشعب إلى الله، لا زال لم يأتِ ذكره هنا بعد. إنه فقط من الإصحاح الثاني.</w:t>
+      </w:r>
+    </w:p>
+    <w:p>
+      <w:pPr>
+        <w:rPr>
+          <w:rtl/>
+        </w:rPr>
+      </w:pPr>
+      <w:r>
+        <w:rPr>
+          <w:rFonts w:hint="cs"/>
+          <w:rtl/>
+        </w:rPr>
+        <w:t>يعقوب يكتب ببساطة كعبد وليس كرسول، الذي عمله كان، إن جاز التعبير، لسان الله. فيه التصرف هو رأس الكلام، وليس التعليم. من الممكن أن يُطرح السؤال، كيف كان من الممكن الوصول بهذه الأخبار لجميع الأسباط الاثني عشر (بالأخص بالنظر إلى واقع الأمر، بأنه لم يكن معروفًا حينها أين تشتتوا)، لكن إن كانوا سمعوا البشارة أو لم يسمعوا: لم يكن أي شخص منهم مُستثنى عن هذا الخبر، فلقد كان لكل إسرائيل. جميعهم كانوا مسؤولين بأن يكون لديهم "الإيمان بربنا يسوع المسيح" وبأن يحققوه عمليًا.</w:t>
+      </w:r>
+    </w:p>
+    <w:p>
+      <w:pPr>
+        <w:rPr>
+          <w:rtl/>
+        </w:rPr>
+      </w:pPr>
+      <w:r>
+        <w:rPr>
+          <w:rFonts w:hint="cs"/>
+          <w:rtl/>
+        </w:rPr>
+        <w:t>اليهود الذين وُجّهت الرسالة إليهم كانوا معرّضين لامتحانات: من جانب واحد كانوا مضطهدين من الأمم</w:t>
+      </w:r>
+      <w:r>
+        <w:rPr>
+          <w:rFonts w:hint="cs"/>
+          <w:rtl/>
+        </w:rPr>
+        <w:t>، لأنهم كانوا يهودًا، ومن الجانب الآخر اضطُهدوا لأجل المسيح، طالما أنهم كانوا مسيحيين. هذه الامتحانات كان عليهم أن يحسبوها "كلّ فرح (فرح لا غير)"، كما قال الرب بنفسه (قارن متى 5: 11، 12). لأن هذه الامتحانات تنشئ صبرًا. غير أن هذه التبعية من الممكن أن تُمنع بموقف سلبي أو مُهبط للعزيمة. لأجل هذا هم يُنذ</w:t>
+      </w:r>
+      <w:r>
+        <w:rPr>
+          <w:rFonts w:hint="cs"/>
+          <w:rtl/>
+        </w:rPr>
+        <w:t>َ</w:t>
+      </w:r>
+      <w:r>
+        <w:rPr>
+          <w:rFonts w:hint="cs"/>
+          <w:rtl/>
+        </w:rPr>
+        <w:t>رون بأن يصبروا لكيما يكتمل في نفوسهم عمل تام وكام</w:t>
+      </w:r>
+      <w:r>
+        <w:rPr>
+          <w:rFonts w:hint="cs"/>
+          <w:rtl/>
+        </w:rPr>
+        <w:t>ل</w:t>
+      </w:r>
+      <w:r>
+        <w:rPr>
+          <w:rFonts w:hint="cs"/>
+          <w:rtl/>
+        </w:rPr>
+        <w:t>. هذا هو طريق الله بأن يقودنا إلى نمو متكامل من دون استبقاء أي نقص فيه. دعونا لأجل هذا بأن نكون مستعدين بأن نسمح له بأن يعمل عمله الكامل فينا. الإيمان هو الذي يعطينا القوة لفعل ذلك.</w:t>
+      </w:r>
+    </w:p>
+    <w:p>
+      <w:pPr>
+        <w:rPr>
+          <w:rtl/>
+        </w:rPr>
+      </w:pPr>
+      <w:r>
+        <w:rPr>
+          <w:rFonts w:hint="cs"/>
+          <w:rtl/>
+        </w:rPr>
+        <w:t>في ارتباط مباشر بهذا الأمر نحن بحاجة لحكمة، حكمة ثمار الولادة الجديدة. كل قلّة في الحكمة</w:t>
+      </w:r>
+      <w:r>
+        <w:rPr>
+          <w:rFonts w:hint="cs"/>
+          <w:rtl/>
+        </w:rPr>
+        <w:t xml:space="preserve"> ستقودنا بأن نصلي بحرارة وبالإيمان في ملء الثقة، بأن يعطينا الله حكمة. لأنه يعطي الجميع بسخاء ولا يُعيّر. هو يتمنى منا إيمانًا بلا قيد، كطفلٍ يثق بوالديه من دون أي حدود، إن تزعزعنا هو أمر يُحزن خالقنا الأمين والمُحب. إننا نتأرجح كموج البحر، منساقين بكل ريح الظروف، والتي وُجدت فقط لامتحان إيماننا. بهذا الوقف ننال ما نتوقعه: أي لا شيء. إلا أن الله يبقى ثابتًا وأمينًا. يا له من تعارض مع الإنسان المتشكك، الذي جميع طرقه تشهد عن عدم ثباته.</w:t>
+      </w:r>
+    </w:p>
+    <w:p>
+      <w:pPr>
+        <w:rPr>
+          <w:rtl/>
+        </w:rPr>
+      </w:pPr>
+      <w:r>
+        <w:rPr>
+          <w:rFonts w:hint="cs"/>
+          <w:rtl/>
+        </w:rPr>
+        <w:t>من ثم يوجّه الكلام إلى الطبقة الضعيفة في المجتمع (الفقراء) كما وإلى الطبقة الغنية، بحيث يُنظر إلى كليهما عمليًا بأنهما في مستوى واحد. الفقير يمكنه أن يفرح بارتفاعه. بلا شك لا يتكلم يعقوب عن مركزه السامي في المسيح، والذي يؤكّد عليه الرسول بولس، وإنما بأن الله يرفعه بالاختبار العملي</w:t>
+      </w:r>
+      <w:r>
+        <w:rPr>
+          <w:rFonts w:hint="cs"/>
+          <w:rtl/>
+        </w:rPr>
+        <w:t xml:space="preserve"> </w:t>
+      </w:r>
+      <w:r>
+        <w:rPr>
+          <w:rFonts w:hint="cs"/>
+          <w:rtl/>
+        </w:rPr>
+        <w:t xml:space="preserve">ليختبر </w:t>
+      </w:r>
+      <w:r>
+        <w:rPr>
+          <w:rFonts w:hint="cs"/>
+          <w:rtl/>
+        </w:rPr>
+        <w:t>بركة روحية.</w:t>
+      </w:r>
+    </w:p>
+    <w:p>
+      <w:pPr>
+        <w:rPr>
+          <w:rtl/>
+        </w:rPr>
+      </w:pPr>
+      <w:r>
+        <w:rPr>
+          <w:rFonts w:hint="cs"/>
+          <w:rtl/>
+        </w:rPr>
+        <w:t xml:space="preserve">من الجانب الآخر يعرف الله في طرق حكومته الحكيمة بأن يُخضع الغني، وكثيرًا بالاضطهاد. </w:t>
+      </w:r>
+    </w:p>
+    <w:p>
+      <w:r>
+        <w:t>Es mag zwar nicht so einfach sein, sich in solchen Umständen zu freuen</w:t>
+      </w:r>
+      <w:r>
+        <w:rPr>
+          <w:rtl/>
+        </w:rPr>
+        <w:t>,</w:t>
+      </w:r>
     </w:p>
     <w:sectPr>
-      <w:pgSz w:w="12240" w:h="15840"/>
-      <w:pgMar w:top="1440" w:right="1800" w:bottom="1440" w:left="1800" w:header="720" w:footer="720" w:gutter="0"/>
-      <w:cols w:space="720"/>
+      <w:pgSz w:w="11906" w:h="16838"/>
+      <w:pgMar w:top="1440" w:right="1440" w:bottom="1440" w:left="1440" w:header="708" w:footer="708" w:gutter="0"/>
+      <w:cols w:space="708"/>
+      <w:bidi/>
+      <w:rtlGutter/>
       <w:docGrid w:linePitch="360"/>
     </w:sectPr>
   </w:body>
@@ -866,7 +636,6 @@
     <w:name w:val="Normal"/>
     <w:qFormat/>
     <w:rPr>
-      <w:noProof/>
       <w:lang w:bidi="ar-EG"/>
     </w:rPr>
   </w:style>
@@ -902,7 +671,7 @@
     <w:basedOn w:val="DefaultParagraphFont"/>
     <w:uiPriority w:val="99"/>
     <w:unhideWhenUsed/>
-    <w:rsid w:val="00756B3D"/>
+    <w:rsid w:val="00E92594"/>
     <w:rPr>
       <w:color w:val="0563C1" w:themeColor="hyperlink"/>
       <w:u w:val="single"/>
@@ -914,7 +683,7 @@
     <w:uiPriority w:val="99"/>
     <w:semiHidden/>
     <w:unhideWhenUsed/>
-    <w:rsid w:val="00756B3D"/>
+    <w:rsid w:val="00E92594"/>
     <w:rPr>
       <w:color w:val="605E5C"/>
       <w:shd w:val="clear" w:color="auto" w:fill="E1DFDD"/>

--- a/docs/downloads/leslie-m-grant/doc_0453.docx
+++ b/docs/downloads/leslie-m-grant/doc_0453.docx
@@ -6,6 +6,7 @@
       <w:pPr>
         <w:rPr>
           <w:rtl/>
+          <w:lang w:bidi="ar-SA"/>
         </w:rPr>
       </w:pPr>
       <w:hyperlink r:id="rId4" w:history="1">
@@ -14,29 +15,137 @@
             <w:rStyle w:val="Hyperlink"/>
             <w:rFonts w:hint="cs"/>
             <w:rtl/>
+            <w:lang w:bidi="ar-SA"/>
           </w:rPr>
-          <w:t>مقال عن رسالة يعقوب</w:t>
+          <w:t>مختبرين ما هي مشيئة الله</w:t>
         </w:r>
       </w:hyperlink>
+      <w:r>
+        <w:rPr>
+          <w:rFonts w:hint="cs"/>
+          <w:rtl/>
+          <w:lang w:bidi="ar-SA"/>
+        </w:rPr>
+        <w:t xml:space="preserve"> (01) </w:t>
+      </w:r>
+      <w:r>
+        <w:rPr>
+          <w:rtl/>
+          <w:lang w:bidi="ar-SA"/>
+        </w:rPr>
+        <w:t>–</w:t>
+      </w:r>
+      <w:r>
+        <w:rPr>
+          <w:rFonts w:hint="cs"/>
+          <w:rtl/>
+          <w:lang w:bidi="ar-SA"/>
+        </w:rPr>
+        <w:t xml:space="preserve"> مشيئته في الأمور العظيمة</w:t>
+      </w:r>
     </w:p>
     <w:p>
       <w:pPr>
         <w:rPr>
           <w:rtl/>
+          <w:lang w:bidi="ar-SA"/>
         </w:rPr>
       </w:pPr>
       <w:r>
-        <w:t>Leslie M. Grant</w:t>
+        <w:rPr>
+          <w:rFonts w:hint="cs"/>
+          <w:rtl/>
+          <w:lang w:bidi="ar-SA"/>
+        </w:rPr>
+        <w:t>عبرانيين 10: 9؛ أفسس 1: 5؛ 1. كورنثوس 12: 8</w:t>
       </w:r>
     </w:p>
     <w:p>
       <w:pPr>
+        <w:bidi w:val="0"/>
+        <w:rPr>
+          <w:lang w:bidi="ar-SA"/>
+        </w:rPr>
+      </w:pPr>
+      <w:r>
+        <w:rPr>
+          <w:lang w:bidi="ar-SA"/>
+        </w:rPr>
+        <w:t>Leslie M. Grant</w:t>
+      </w:r>
+    </w:p>
+    <w:p>
+      <w:pPr>
+        <w:rPr>
+          <w:rtl/>
+          <w:lang w:bidi="ar-SA"/>
+        </w:rPr>
+      </w:pPr>
+      <w:r>
+        <w:rPr>
+          <w:rFonts w:hint="cs"/>
+          <w:rtl/>
+          <w:lang w:bidi="ar-SA"/>
+        </w:rPr>
+        <w:t>إن كنا نريد بأن نعرف ما هي مشيئة الله فلن يفيدنا أكثر من التأمل في شخص ربنا يسوع المبارك. لقد قال باستقامة كاملة: "</w:t>
+      </w:r>
+      <w:r>
+        <w:rPr>
+          <w:rtl/>
+          <w:lang w:bidi="ar-SA"/>
+        </w:rPr>
+        <w:t>«هنَذَا أَجِيءُ لأَفْعَلَ مَشِيئَتَكَ يَا أَللهُ»</w:t>
+      </w:r>
+      <w:r>
+        <w:rPr>
+          <w:rFonts w:hint="cs"/>
+          <w:rtl/>
+          <w:lang w:bidi="ar-SA"/>
+        </w:rPr>
+        <w:t xml:space="preserve">" (عبرانيين 10: 9). هل من الممكن أن تحدث مشيئة الله على الأرض حيث في كل مكان إرادة الإنسان هي ضد مشيئة الله بصورة حادة ويسود التمرد، الحيرة والفساد في كل شعب؟ ورجل الأوجاع المتواضع يجيبنا جوابًا طيبًا على هذا السؤال. في كل طرف من حياة إيمانه البسيط والصامد كان أمينًا وطائعًا لمشيئة الله ومخلصًا لها. هذا ظهر بصورة مميزة </w:t>
+      </w:r>
+      <w:r>
+        <w:rPr>
+          <w:rFonts w:hint="cs"/>
+          <w:rtl/>
+          <w:lang w:bidi="ar-SA"/>
+        </w:rPr>
+        <w:t xml:space="preserve">حينما قدّم نفسه ذبيحة على صليب الجلجثة لكي يتمجد الله بخلاص عدد لا حصر له من الخطاة. </w:t>
+      </w:r>
+      <w:r>
+        <w:rPr>
+          <w:rFonts w:hint="cs"/>
+          <w:rtl/>
+          <w:lang w:bidi="ar-SA"/>
+        </w:rPr>
+        <w:t>فكم مثاله سيوقظ في كل مؤمن الرغبة العميقة بأن يتمم مشيئة الله في حياته القصيرة على الأرض!</w:t>
+      </w:r>
+    </w:p>
+    <w:p>
+      <w:pPr>
+        <w:rPr>
+          <w:rtl/>
+          <w:lang w:bidi="ar-SA"/>
+        </w:rPr>
+      </w:pPr>
+      <w:r>
+        <w:rPr>
+          <w:rFonts w:hint="cs"/>
+          <w:rtl/>
+          <w:lang w:bidi="ar-SA"/>
+        </w:rPr>
+        <w:t>مشيئته في الأمور العظيمة</w:t>
+      </w:r>
+    </w:p>
+    <w:p>
+      <w:pPr>
+        <w:rPr>
+          <w:lang w:bidi="ar-SA"/>
+        </w:rPr>
         <w:sectPr>
-          <w:pgSz w:w="11906" w:h="16838"/>
-          <w:pgMar w:top="1440" w:right="1440" w:bottom="1440" w:left="1440" w:header="708" w:footer="708" w:gutter="0"/>
-          <w:cols w:space="708"/>
-          <w:bidi/>
-          <w:rtlGutter/>
+          <w:pgSz w:w="12240" w:h="15840"/>
+          <w:pgMar w:top="1440" w:right="1800" w:bottom="1440" w:left="1800" w:header="720" w:footer="720" w:gutter="0"/>
+          <w:cols w:space="720"/>
           <w:docGrid w:linePitch="360"/>
         </w:sectPr>
       </w:pPr>
@@ -44,14 +153,160 @@
         <w:rPr>
           <w:rFonts w:hint="cs"/>
           <w:rtl/>
-        </w:rPr>
-        <w:t>يعقوب يكتب هذه الرسالة من أول بداية تاريخ الكنيسة. غير أنه لا يكتب إلى الكنيسة، وإنما للإثني عشر سبط في الشتات، أي لكل إسرائيل. إنه يتكلم عن الإيمان بربنا يسوع المسيح، الذي على إسرائيل كلها الخضوع له وأن تعمل أعمالاً تتفق بهذا الوضع. من الطبيعي أنه فقط البعض من المسيحيين سيلبون هذه الدعوة، لكن يعقوب يضع كل قارئ تحت المسؤولية. يدور في هذه الرسالة حول أمور مبدئية في المسيحية للذين أُعتقوا من عبودية اليهودية. غير أنه لا يُعرض أيٌ من الحقائق عن مركزنا في المسيح أو عن مركزنا وبركاتنا السماوية. إننا بحاجة لهذه التعاليم، كما لا بد لنا أن نتذكّر دائمًا الأمور التي تعلمناها في السنوات الأولى من المدرسة.</w:t>
+          <w:lang w:bidi="ar-SA"/>
+        </w:rPr>
+        <w:t>هل يمكننا أن نعرف ما هي مشيئة الله؟ هذا السؤال كثيرًا ما يمكننا أن نجيب عليه بـ"نعم"؛ وعندها يمكننا أن نكون متأكدين كليًا عند استعلان مشيئة الله لنا في كلمته. فمثلاً يمكننا أن نكون متأكدين تمامًا بأن كل مؤمن حقيقي قد سبق وتعيّن لبركة البنوة العظيمة بيسوع المسيح "بحسب مسرة مشيئته (الله)" (أفسس 1: 5). كذلك فقد وضع الله في الكنيسة (الاجتماع) "</w:t>
+      </w:r>
+      <w:r>
+        <w:rPr>
+          <w:rFonts w:ascii="Arial" w:hAnsi="Arial" w:cs="Arial" w:hint="cs"/>
+          <w:rtl/>
+          <w:lang w:bidi="ar-SA"/>
+        </w:rPr>
+        <w:t>​</w:t>
+      </w:r>
+      <w:r>
+        <w:rPr>
+          <w:rFonts w:hint="cs"/>
+          <w:rtl/>
+          <w:lang w:bidi="ar-SA"/>
+        </w:rPr>
+        <w:t>الأَعْضَاءَ،</w:t>
+      </w:r>
+      <w:r>
+        <w:rPr>
+          <w:rtl/>
+          <w:lang w:bidi="ar-SA"/>
+        </w:rPr>
+        <w:t xml:space="preserve"> </w:t>
+      </w:r>
+      <w:r>
+        <w:rPr>
+          <w:rFonts w:hint="cs"/>
+          <w:rtl/>
+          <w:lang w:bidi="ar-SA"/>
+        </w:rPr>
+        <w:t>كُلَّ</w:t>
+      </w:r>
+      <w:r>
+        <w:rPr>
+          <w:rtl/>
+          <w:lang w:bidi="ar-SA"/>
+        </w:rPr>
+        <w:t xml:space="preserve"> </w:t>
+      </w:r>
+      <w:r>
+        <w:rPr>
+          <w:rFonts w:hint="cs"/>
+          <w:rtl/>
+          <w:lang w:bidi="ar-SA"/>
+        </w:rPr>
+        <w:t>وَاحِدٍ</w:t>
+      </w:r>
+      <w:r>
+        <w:rPr>
+          <w:rtl/>
+          <w:lang w:bidi="ar-SA"/>
+        </w:rPr>
+        <w:t xml:space="preserve"> </w:t>
+      </w:r>
+      <w:r>
+        <w:rPr>
+          <w:rFonts w:hint="cs"/>
+          <w:rtl/>
+          <w:lang w:bidi="ar-SA"/>
+        </w:rPr>
+        <w:t>مِنْهَا</w:t>
+      </w:r>
+      <w:r>
+        <w:rPr>
+          <w:rtl/>
+          <w:lang w:bidi="ar-SA"/>
+        </w:rPr>
+        <w:t xml:space="preserve"> </w:t>
+      </w:r>
+      <w:r>
+        <w:rPr>
+          <w:rFonts w:hint="cs"/>
+          <w:rtl/>
+          <w:lang w:bidi="ar-SA"/>
+        </w:rPr>
+        <w:t>فِي</w:t>
+      </w:r>
+      <w:r>
+        <w:rPr>
+          <w:rtl/>
+          <w:lang w:bidi="ar-SA"/>
+        </w:rPr>
+        <w:t xml:space="preserve"> </w:t>
+      </w:r>
+      <w:r>
+        <w:rPr>
+          <w:rFonts w:hint="cs"/>
+          <w:rtl/>
+          <w:lang w:bidi="ar-SA"/>
+        </w:rPr>
+        <w:t>الْجَسَدِ،</w:t>
+      </w:r>
+      <w:r>
+        <w:rPr>
+          <w:rtl/>
+          <w:lang w:bidi="ar-SA"/>
+        </w:rPr>
+        <w:t xml:space="preserve"> </w:t>
+      </w:r>
+      <w:r>
+        <w:rPr>
+          <w:rFonts w:hint="cs"/>
+          <w:rtl/>
+          <w:lang w:bidi="ar-SA"/>
+        </w:rPr>
+        <w:t>كَمَا</w:t>
+      </w:r>
+      <w:r>
+        <w:rPr>
+          <w:rtl/>
+          <w:lang w:bidi="ar-SA"/>
+        </w:rPr>
+        <w:t xml:space="preserve"> </w:t>
+      </w:r>
+      <w:r>
+        <w:rPr>
+          <w:rFonts w:hint="cs"/>
+          <w:rtl/>
+          <w:lang w:bidi="ar-SA"/>
+        </w:rPr>
+        <w:t>أَرَادَ</w:t>
+      </w:r>
+      <w:r>
+        <w:rPr>
+          <w:rtl/>
+          <w:lang w:bidi="ar-SA"/>
+        </w:rPr>
+        <w:t>.</w:t>
+      </w:r>
+      <w:r>
+        <w:rPr>
+          <w:rFonts w:hint="cs"/>
+          <w:rtl/>
+          <w:lang w:bidi="ar-SA"/>
+        </w:rPr>
+        <w:t>" (1. كورنثوس 12: 18). وإذ أن كلمته تقول لنا، يمكننا أن نكون متأكدين بأنها مشيئة الله بصورة مطلقة. في صورة شبيهة يُخبرنا في كلمته عن بركات إلهية عظيمة أخرى للمؤمنين. لقد أعلن لنا بأنها مشيئته</w:t>
+      </w:r>
+      <w:r>
+        <w:rPr>
+          <w:rFonts w:hint="cs"/>
+          <w:rtl/>
+          <w:lang w:bidi="ar-SA"/>
+        </w:rPr>
+        <w:t xml:space="preserve"> بأن يمنحنا بركات عظيمة كهذه. إننا نفرح وبحق بالمجد السامي، بنعمة وجمال مشيئة صالحة كهذه. </w:t>
       </w:r>
     </w:p>
     <w:p>
       <w:pPr>
         <w:rPr>
           <w:rtl/>
+          <w:lang w:bidi="ar-SA"/>
         </w:rPr>
       </w:pPr>
       <w:hyperlink r:id="rId5" w:history="1">
@@ -60,8 +315,9 @@
             <w:rStyle w:val="Hyperlink"/>
             <w:rFonts w:hint="cs"/>
             <w:rtl/>
+            <w:lang w:bidi="ar-SA"/>
           </w:rPr>
-          <w:t>إصحاح 1</w:t>
+          <w:t>مشيئته في طريقة حياتنا</w:t>
         </w:r>
       </w:hyperlink>
     </w:p>
@@ -69,166 +325,140 @@
       <w:pPr>
         <w:rPr>
           <w:rtl/>
+          <w:lang w:bidi="ar-SA"/>
         </w:rPr>
       </w:pPr>
       <w:r>
         <w:rPr>
           <w:rFonts w:hint="cs"/>
           <w:rtl/>
-        </w:rPr>
-        <w:t>إن هذا الإصحاح له علاقة وثيقة بالعهد القديم. كل شيء يُنظر إليه بارتباطه بالله. المسيح كمَن هو مركز وجوهر كل البركات، الذي يقود الشعب إلى الله، لا زال لم يأتِ ذكره هنا بعد. إنه فقط من الإصحاح الثاني.</w:t>
+          <w:lang w:bidi="ar-SA"/>
+        </w:rPr>
+        <w:t>1. تسالونيكي 4: 3؛ يوحنا 7: 17</w:t>
       </w:r>
     </w:p>
     <w:p>
       <w:pPr>
         <w:rPr>
           <w:rtl/>
+          <w:lang w:bidi="ar-SA"/>
         </w:rPr>
       </w:pPr>
       <w:r>
         <w:rPr>
           <w:rFonts w:hint="cs"/>
           <w:rtl/>
-        </w:rPr>
-        <w:t>يعقوب يكتب ببساطة كعبد وليس كرسول، الذي عمله كان، إن جاز التعبير، لسان الله. فيه التصرف هو رأس الكلام، وليس التعليم. من الممكن أن يُطرح السؤال، كيف كان من الممكن الوصول بهذه الأخبار لجميع الأسباط الاثني عشر (بالأخص بالنظر إلى واقع الأمر، بأنه لم يكن معروفًا حينها أين تشتتوا)، لكن إن كانوا سمعوا البشارة أو لم يسمعوا: لم يكن أي شخص منهم مُستثنى عن هذا الخبر، فلقد كان لكل إسرائيل. جميعهم كانوا مسؤولين بأن يكون لديهم "الإيمان بربنا يسوع المسيح" وبأن يحققوه عمليًا.</w:t>
+          <w:lang w:bidi="ar-SA"/>
+        </w:rPr>
+        <w:t xml:space="preserve">من ثم فقد أخبرنا الله في كلمته عن مشيئته بالنظر إلى الكثير من تفاصيل حياتنا العملية. </w:t>
+      </w:r>
+      <w:r>
+        <w:rPr>
+          <w:rFonts w:hint="cs"/>
+          <w:rtl/>
+          <w:lang w:bidi="ar-SA"/>
+        </w:rPr>
+        <w:t>هل نحن نفرح بأنه عبّر عن مشيئته من ج</w:t>
+      </w:r>
+      <w:r>
+        <w:rPr>
+          <w:rFonts w:hint="cs"/>
+          <w:rtl/>
+          <w:lang w:bidi="ar-SA"/>
+        </w:rPr>
+        <w:t>ه</w:t>
+      </w:r>
+      <w:r>
+        <w:rPr>
+          <w:rFonts w:hint="cs"/>
+          <w:rtl/>
+          <w:lang w:bidi="ar-SA"/>
+        </w:rPr>
+        <w:t>ة تصرفنا؟ إننا يجب أن نعرف هذه التفاصيل أيضًا بحذافيرها، كما هو مثلاً القول: "</w:t>
+      </w:r>
+      <w:r>
+        <w:rPr>
+          <w:rtl/>
+          <w:lang w:bidi="ar-SA"/>
+        </w:rPr>
+        <w:t>أَنَّ هذِهِ هِيَ إِرَادَةُ اللهِ: قَدَاسَتُكُمْ. أَنْ تَمْتَنِعُوا عَنِ الزِّنَا،</w:t>
+      </w:r>
+      <w:r>
+        <w:rPr>
+          <w:rFonts w:hint="cs"/>
+          <w:rtl/>
+          <w:lang w:bidi="ar-SA"/>
+        </w:rPr>
+        <w:t>" (1. تسالونيكي 4: 3). الكثير من الآيات الكتابية الأخرى ترينا بوضوح كيف علينا أن نتصرف بصورة صحيحة ولائقة. دعونا نتعرف على هذه الأفكار جيدًا بقراءتنا لكلمة الله والتأمل فيها. في كل هذه الأمور يمكننا أن نكتسب معرفة دقيقة عن مشيئة الله، لأنه أخبرنا بها.</w:t>
       </w:r>
     </w:p>
     <w:p>
       <w:pPr>
         <w:rPr>
           <w:rtl/>
-        </w:rPr>
+          <w:lang w:bidi="ar-SA"/>
+        </w:rPr>
+        <w:sectPr>
+          <w:pgSz w:w="12240" w:h="15840"/>
+          <w:pgMar w:top="1440" w:right="1800" w:bottom="1440" w:left="1800" w:header="720" w:footer="720" w:gutter="0"/>
+          <w:cols w:space="720"/>
+          <w:docGrid w:linePitch="360"/>
+        </w:sectPr>
       </w:pPr>
       <w:r>
         <w:rPr>
           <w:rFonts w:hint="cs"/>
           <w:rtl/>
-        </w:rPr>
-        <w:t>اليهود الذين وُجّهت الرسالة إليهم كانوا معرّضين لامتحانات: من جانب واحد كانوا مضطهدين من الأمم</w:t>
-      </w:r>
-      <w:r>
-        <w:rPr>
-          <w:rFonts w:hint="cs"/>
-          <w:rtl/>
-        </w:rPr>
-        <w:t>، لأنهم كانوا يهودًا، ومن الجانب الآخر اضطُهدوا لأجل المسيح، طالما أنهم كانوا مسيحيين. هذه الامتحانات كان عليهم أن يحسبوها "كلّ فرح (فرح لا غير)"، كما قال الرب بنفسه (قارن متى 5: 11، 12). لأن هذه الامتحانات تنشئ صبرًا. غير أن هذه التبعية من الممكن أن تُمنع بموقف سلبي أو مُهبط للعزيمة. لأجل هذا هم يُنذ</w:t>
-      </w:r>
-      <w:r>
-        <w:rPr>
-          <w:rFonts w:hint="cs"/>
-          <w:rtl/>
-        </w:rPr>
-        <w:t>َ</w:t>
-      </w:r>
-      <w:r>
-        <w:rPr>
-          <w:rFonts w:hint="cs"/>
-          <w:rtl/>
-        </w:rPr>
-        <w:t>رون بأن يصبروا لكيما يكتمل في نفوسهم عمل تام وكام</w:t>
-      </w:r>
-      <w:r>
-        <w:rPr>
-          <w:rFonts w:hint="cs"/>
-          <w:rtl/>
-        </w:rPr>
-        <w:t>ل</w:t>
-      </w:r>
-      <w:r>
-        <w:rPr>
-          <w:rFonts w:hint="cs"/>
-          <w:rtl/>
-        </w:rPr>
-        <w:t>. هذا هو طريق الله بأن يقودنا إلى نمو متكامل من دون استبقاء أي نقص فيه. دعونا لأجل هذا بأن نكون مستعدين بأن نسمح له بأن يعمل عمله الكامل فينا. الإيمان هو الذي يعطينا القوة لفعل ذلك.</w:t>
+          <w:lang w:bidi="ar-SA"/>
+        </w:rPr>
+        <w:t>الرب يسوع كان يعرف مشيئة الله، لكن ليس فقط هذا، فقد فعلها أيضًا. هو بنفسه يقول في إنجيل يوحنا: "</w:t>
+      </w:r>
+      <w:r>
+        <w:rPr>
+          <w:rtl/>
+          <w:lang w:bidi="ar-SA"/>
+        </w:rPr>
+        <w:t>إِنْ شَاءَ أَحَدٌ أَنْ يَعْمَلَ مَشِيئَتَهُ يَعْرِفُ التَّعْلِيمَ، هَلْ هُوَ مِنَ اللهِ،</w:t>
+      </w:r>
+      <w:r>
+        <w:rPr>
+          <w:rFonts w:hint="cs"/>
+          <w:rtl/>
+          <w:lang w:bidi="ar-SA"/>
+        </w:rPr>
+        <w:t>" (يوحنا 17: 17). إن كانت رغبتنا بأن نعرف ما هي مشيئة الله، فعلينا أولاً أن نمتحن أنفسنًا بجدية، لماذا نريد معرفتها. هل نود بأن نكتشف إن كانت مقبولة لدينا أم لا؟ أم فعلاً لدينا الرغبة بأن نقوم بعمل مشيئة الله؟ - الله يعرف دوافعنا. لنفكر ببقية إسرائيل التي طلبت من إرمياء بأن يسأل الله. لقد أكّدوا له بأنهم سيطيعوا كلمة الله في كل نقطة منها إن أُخبروا بها (إرمياء 42: 5، 6). لكن الله كان يعرف عدم استقامة قلوبهم</w:t>
+      </w:r>
+      <w:r>
+        <w:rPr>
+          <w:rFonts w:hint="cs"/>
+          <w:rtl/>
+          <w:lang w:bidi="ar-SA"/>
+        </w:rPr>
+        <w:t xml:space="preserve"> (عدد 20) وكانوا سيطيعون فقط إن اتفق الأمر مع أفكارهم. إن لم يكن لدينا القصد الصادق بأن نعمل مشيئة الله فلن نقتنع أبدًا من تعليم كلمة الله. فقط إن كنا نريد أن نفعل مشيئته سنعرف التعليم إن كان من الله: إنه سيكون لنا واقعًا حيًا.</w:t>
       </w:r>
     </w:p>
     <w:p>
       <w:pPr>
         <w:rPr>
-          <w:rtl/>
+          <w:lang w:bidi="ar-SA"/>
         </w:rPr>
       </w:pPr>
-      <w:r>
-        <w:rPr>
-          <w:rFonts w:hint="cs"/>
-          <w:rtl/>
-        </w:rPr>
-        <w:t>في ارتباط مباشر بهذا الأمر نحن بحاجة لحكمة، حكمة ثمار الولادة الجديدة. كل قلّة في الحكمة</w:t>
-      </w:r>
-      <w:r>
-        <w:rPr>
-          <w:rFonts w:hint="cs"/>
-          <w:rtl/>
-        </w:rPr>
-        <w:t xml:space="preserve"> ستقودنا بأن نصلي بحرارة وبالإيمان في ملء الثقة، بأن يعطينا الله حكمة. لأنه يعطي الجميع بسخاء ولا يُعيّر. هو يتمنى منا إيمانًا بلا قيد، كطفلٍ يثق بوالديه من دون أي حدود، إن تزعزعنا هو أمر يُحزن خالقنا الأمين والمُحب. إننا نتأرجح كموج البحر، منساقين بكل ريح الظروف، والتي وُجدت فقط لامتحان إيماننا. بهذا الوقف ننال ما نتوقعه: أي لا شيء. إلا أن الله يبقى ثابتًا وأمينًا. يا له من تعارض مع الإنسان المتشكك، الذي جميع طرقه تشهد عن عدم ثباته.</w:t>
-      </w:r>
-    </w:p>
-    <w:p>
-      <w:pPr>
-        <w:rPr>
-          <w:rtl/>
-        </w:rPr>
-      </w:pPr>
-      <w:r>
-        <w:rPr>
-          <w:rFonts w:hint="cs"/>
-          <w:rtl/>
-        </w:rPr>
-        <w:t>من ثم يوجّه الكلام إلى الطبقة الضعيفة في المجتمع (الفقراء) كما وإلى الطبقة الغنية، بحيث يُنظر إلى كليهما عمليًا بأنهما في مستوى واحد. الفقير يمكنه أن يفرح بارتفاعه. بلا شك لا يتكلم يعقوب عن مركزه السامي في المسيح، والذي يؤكّد عليه الرسول بولس، وإنما بأن الله يرفعه بالاختبار العملي</w:t>
-      </w:r>
-      <w:r>
-        <w:rPr>
-          <w:rFonts w:hint="cs"/>
-          <w:rtl/>
-        </w:rPr>
-        <w:t xml:space="preserve"> </w:t>
-      </w:r>
-      <w:r>
-        <w:rPr>
-          <w:rFonts w:hint="cs"/>
-          <w:rtl/>
-        </w:rPr>
-        <w:t xml:space="preserve">ليختبر </w:t>
-      </w:r>
-      <w:r>
-        <w:rPr>
-          <w:rFonts w:hint="cs"/>
-          <w:rtl/>
-        </w:rPr>
-        <w:t>بركة روحية.</w:t>
-      </w:r>
-    </w:p>
-    <w:p>
-      <w:pPr>
-        <w:rPr>
-          <w:rtl/>
-        </w:rPr>
-      </w:pPr>
-      <w:r>
-        <w:rPr>
-          <w:rFonts w:hint="cs"/>
-          <w:rtl/>
-        </w:rPr>
-        <w:t xml:space="preserve">من الجانب الآخر يعرف الله في طرق حكومته الحكيمة بأن يُخضع الغني، وكثيرًا بالاضطهاد. </w:t>
-      </w:r>
-    </w:p>
-    <w:p>
-      <w:r>
-        <w:t>Es mag zwar nicht so einfach sein, sich in solchen Umständen zu freuen</w:t>
-      </w:r>
-      <w:r>
-        <w:rPr>
-          <w:rtl/>
-        </w:rPr>
-        <w:t>,</w:t>
-      </w:r>
+      <w:hyperlink r:id="rId6" w:history="1">
+        <w:r>
+          <w:rPr>
+            <w:rStyle w:val="Hyperlink"/>
+            <w:rFonts w:hint="cs"/>
+            <w:rtl/>
+            <w:lang w:bidi="ar-SA"/>
+          </w:rPr>
+          <w:t>مشيئته لحياة إيماننا العملية</w:t>
+        </w:r>
+      </w:hyperlink>
     </w:p>
     <w:sectPr>
-      <w:pgSz w:w="11906" w:h="16838"/>
-      <w:pgMar w:top="1440" w:right="1440" w:bottom="1440" w:left="1440" w:header="708" w:footer="708" w:gutter="0"/>
-      <w:cols w:space="708"/>
-      <w:bidi/>
-      <w:rtlGutter/>
+      <w:pgSz w:w="12240" w:h="15840"/>
+      <w:pgMar w:top="1440" w:right="1800" w:bottom="1440" w:left="1800" w:header="720" w:footer="720" w:gutter="0"/>
+      <w:cols w:space="720"/>
       <w:docGrid w:linePitch="360"/>
     </w:sectPr>
   </w:body>
@@ -636,6 +866,7 @@
     <w:name w:val="Normal"/>
     <w:qFormat/>
     <w:rPr>
+      <w:noProof/>
       <w:lang w:bidi="ar-EG"/>
     </w:rPr>
   </w:style>
@@ -671,7 +902,7 @@
     <w:basedOn w:val="DefaultParagraphFont"/>
     <w:uiPriority w:val="99"/>
     <w:unhideWhenUsed/>
-    <w:rsid w:val="00E92594"/>
+    <w:rsid w:val="00756B3D"/>
     <w:rPr>
       <w:color w:val="0563C1" w:themeColor="hyperlink"/>
       <w:u w:val="single"/>
@@ -683,7 +914,7 @@
     <w:uiPriority w:val="99"/>
     <w:semiHidden/>
     <w:unhideWhenUsed/>
-    <w:rsid w:val="00E92594"/>
+    <w:rsid w:val="00756B3D"/>
     <w:rPr>
       <w:color w:val="605E5C"/>
       <w:shd w:val="clear" w:color="auto" w:fill="E1DFDD"/>
